--- a/clients/john-sadler/blogs/2025-backlog/03-heating-cooling-upgrades-home-value.docx
+++ b/clients/john-sadler/blogs/2025-backlog/03-heating-cooling-upgrades-home-value.docx
@@ -136,7 +136,7 @@
     </w:p>
     <w:p>
       <w:r>
-        <w:t>Cooling has moved from "nice to have" to something many Lower Mainland buyers expect to see. After the 2021 heat dome and the hot summers since, a home without any cooling can feel like a project to a buyer touring it in July.</w:t>
+        <w:t>After the 2021 heat dome and the hot summers since, more Lower Mainland buyers are looking for some form of cooling. A home without it can feel like a project to someone touring it in July.</w:t>
       </w:r>
     </w:p>
     <w:p>
@@ -165,7 +165,7 @@
         </w:r>
       </w:hyperlink>
       <w:r>
-        <w:t xml:space="preserve"> is another route. Our guide on choosing between a heat pump and an AC unit explains the differences.</w:t>
+        <w:t xml:space="preserve"> is another route.</w:t>
       </w:r>
     </w:p>
     <w:p>
@@ -194,7 +194,7 @@
     </w:p>
     <w:p>
       <w:r>
-        <w:t xml:space="preserve">Modern high-efficiency gas furnaces burn far less fuel to produce the same heat as older mid-efficiency models. The number to look for is the AFUE rating, and our post on AFUE ratings explained breaks down what those percentages mean in plain terms. Our team handles </w:t>
+        <w:t xml:space="preserve">Modern high-efficiency gas furnaces burn far less fuel to produce the same heat as older mid-efficiency models. The number to look for is the AFUE rating: the higher the percentage, the more of your gas bill turns into heat. Our team handles </w:t>
       </w:r>
       <w:hyperlink r:id="rId11">
         <w:r>
@@ -288,7 +288,7 @@
     </w:p>
     <w:p>
       <w:r>
-        <w:t>We are Navien specialists, and Navien tankless units are a popular choice in Surrey homes. We have already written about the resale angle in our post on upgrading to a tankless water heater, so here is the short version.</w:t>
+        <w:t>As Navien Certified Service Specialists, we install, maintain and repair Navien tankless units across Surrey, White Rock and Langley.</w:t>
       </w:r>
     </w:p>
     <w:p>
@@ -363,7 +363,7 @@
     </w:p>
     <w:p>
       <w:r>
-        <w:t>A smart or programmable thermostat lets the owner set schedules and adjust the temperature from a phone, and some models can help with energy rebate eligibility. Our post comparing different thermostats covers the main types.</w:t>
+        <w:t>A smart or programmable thermostat lets the owner set schedules and, on many models, adjust the temperature from a phone.</w:t>
       </w:r>
     </w:p>
     <w:p>
@@ -501,7 +501,7 @@
         <w:t>Permits for past work:</w:t>
       </w:r>
       <w:r>
-        <w:t xml:space="preserve"> Buyers and their realtors increasingly ask whether gas appliances were installed under permit. More on that next.</w:t>
+        <w:t xml:space="preserve"> Buyers and their realtors may ask whether gas appliances were installed under permit. More on that next.</w:t>
       </w:r>
     </w:p>
     <w:p>
@@ -702,7 +702,7 @@
     </w:p>
     <w:p>
       <w:r>
-        <w:t>Air conditioning has become a common request from buyers in the Lower Mainland since the 2021 heat dome. It can make a home easier to sell, particularly for listings shown during summer. Any effect on price varies by neighbourhood, so ask a local realtor how often comparable homes in your area include cooling.</w:t>
+        <w:t>Since the 2021 heat dome, more Lower Mainland buyers look for cooling, so air conditioning can make a home easier to sell, particularly for listings shown during summer. Any effect on price varies by neighbourhood, so ask a local realtor how often comparable homes in your area include cooling.</w:t>
       </w:r>
     </w:p>
     <w:p>
@@ -919,7 +919,7 @@
         <w:t>Internal links (12 distinct, trimmed from 16 in review on 2026-10-15; removed heat pump vs AC, AFUE, upgrading-to-tankless (it quotes old rebate amounts) and thermostats blog links):</w:t>
       </w:r>
       <w:r>
-        <w:t xml:space="preserve"> Original list: heat pumps, air conditioning, heat pump vs AC blog, AFUE ratings blog, furnace installation, combi boiler, tankless water heaters, upgrading to tankless blog, radiant in-floor heating, comparing thermostats blog, hot water tank replacement, replace water heater blog, buyer-side questions blog, gas fitting, FortisBC rebates, contact us. Above the 5 to 7 target because each listicle item points to its own service page; trim the blog links first if the editor wants fewer.</w:t>
+        <w:t xml:space="preserve"> Current list: heat pumps, air conditioning, furnace installation, combi boiler, tankless water heaters, radiant in-floor heating, hot water tank replacement, replace water heater blog, buyer-side questions blog, gas fitting, FortisBC rebates, contact us. Still above the 5 to 7 target because each listicle item points to its own service page. Sentences that referred to the removed posts were rewritten in review on 2026-10-16 so no unlinked 'our post on...' mentions remain.</w:t>
       </w:r>
     </w:p>
     <w:p>

--- a/clients/john-sadler/blogs/2025-backlog/03-heating-cooling-upgrades-home-value.docx
+++ b/clients/john-sadler/blogs/2025-backlog/03-heating-cooling-upgrades-home-value.docx
@@ -849,7 +849,7 @@
         <w:t>Cannibalization:</w:t>
       </w:r>
       <w:r>
-        <w:t xml:space="preserve"> /blog/questions-to-ask-about-heating-cooling-when-purchasing-a-home/ covers the BUYER side; this post is the SELLER/owner side and links to it as a companion. /blog/upgrading-to-tankless-water-heater/ has an "Increase Resale Value of Your Home" H2; the tankless section here is kept short and links to it rather than duplicating. The FAQ "Does a tankless water heater add value" overlaps lightly with that H2; acceptable as an AEO answer, or drop it if the editor prefers.</w:t>
+        <w:t xml:space="preserve"> /blog/questions-to-ask-about-heating-cooling-when-purchasing-a-home/ covers the BUYER side; this post is the SELLER/owner side and links to it as a companion. /blog/upgrading-to-tankless-water-heater/ has an "Increase Resale Value of Your Home" H2; the tankless section here is kept short rather than duplicating it, and that post is not linked because it quotes old FortisBC rebate amounts. The FAQ "Does a tankless water heater add value" overlaps lightly with that H2; acceptable as an AEO answer, or drop it if the editor prefers.</w:t>
       </w:r>
     </w:p>
     <w:p>
